--- a/assets/docs/resume/resume.docx
+++ b/assets/docs/resume/resume.docx
@@ -93,7 +93,7 @@
         </w:rPr>
         <w:t xml:space="preserve"> </w:t>
       </w:r>
-      <w:hyperlink w:history="1" r:id="rIdc6z_0fglk2e16ql91mmiy">
+      <w:hyperlink w:history="1" r:id="rIdbgr54myk2h2lvlbm2ymbp">
         <w:r>
           <w:rPr>
             <w:rFonts w:ascii="Times New Roman" w:cs="Times New Roman" w:eastAsia="Times New Roman" w:hAnsi="Times New Roman"/>
@@ -160,7 +160,7 @@
         </w:rPr>
         <w:t xml:space="preserve"> </w:t>
       </w:r>
-      <w:hyperlink w:history="1" r:id="rIdvdkczhjiu6xbj60yseokg">
+      <w:hyperlink w:history="1" r:id="rIdv3qn-sabyg_z9ji9sb4f_">
         <w:r>
           <w:rPr>
             <w:rFonts w:ascii="Times New Roman" w:cs="Times New Roman" w:eastAsia="Times New Roman" w:hAnsi="Times New Roman"/>
@@ -227,7 +227,7 @@
         </w:rPr>
         <w:t xml:space="preserve"> </w:t>
       </w:r>
-      <w:hyperlink w:history="1" r:id="rIdarscje8geep3fijlx16_1">
+      <w:hyperlink w:history="1" r:id="rIddntld2ygl5_bzmwt6jf_w">
         <w:r>
           <w:rPr>
             <w:rFonts w:ascii="Times New Roman" w:cs="Times New Roman" w:eastAsia="Times New Roman" w:hAnsi="Times New Roman"/>
@@ -797,14 +797,14 @@
         </w:rPr>
         <w:t xml:space="preserve">	</w:t>
       </w:r>
-      <w:hyperlink w:history="1" r:id="rId75ach_yn1kzqnasesd3-g">
+      <w:hyperlink w:history="1" r:id="rId9k8wyl4otknly6ekylkz0">
         <w:r>
           <w:drawing>
             <wp:inline distT="0" distB="0" distL="0" distR="0">
               <wp:extent cx="101575" cy="101575"/>
               <wp:effectExtent t="0" r="0" b="0" l="0"/>
               <wp:docPr id="4" name="GitHub" descr="GitHub" title="GitHub">
-                <a:hlinkClick xmlns:a="http://schemas.openxmlformats.org/drawingml/2006/main" r:id="rId75ach_yn1kzqnasesd3-g"/>
+                <a:hlinkClick xmlns:a="http://schemas.openxmlformats.org/drawingml/2006/main" r:id="rId9k8wyl4otknly6ekylkz0"/>
               </wp:docPr>
               <wp:cNvGraphicFramePr>
                 <a:graphicFrameLocks xmlns:a="http://schemas.openxmlformats.org/drawingml/2006/main" noChangeAspect="1"/>
@@ -814,7 +814,7 @@
                   <pic:pic xmlns:pic="http://schemas.openxmlformats.org/drawingml/2006/picture">
                     <pic:nvPicPr>
                       <pic:cNvPr id="0" name="" descr="">
-                        <a:hlinkClick r:id="rId75ach_yn1kzqnasesd3-g"/>
+                        <a:hlinkClick r:id="rId9k8wyl4otknly6ekylkz0"/>
                       </pic:cNvPr>
                       <pic:cNvPicPr>
                         <a:picLocks noChangeAspect="1" noChangeArrowheads="1"/>
@@ -959,14 +959,14 @@
         </w:rPr>
         <w:t xml:space="preserve">	</w:t>
       </w:r>
-      <w:hyperlink w:history="1" r:id="rIdassapb2cbxcp6kwl5ng3h">
+      <w:hyperlink w:history="1" r:id="rIdgnbvieuhpmwk1lpvdyjeg">
         <w:r>
           <w:drawing>
             <wp:inline distT="0" distB="0" distL="0" distR="0">
               <wp:extent cx="101575" cy="101575"/>
               <wp:effectExtent t="0" r="0" b="0" l="0"/>
               <wp:docPr id="5" name="GitHub" descr="GitHub" title="GitHub">
-                <a:hlinkClick xmlns:a="http://schemas.openxmlformats.org/drawingml/2006/main" r:id="rIdassapb2cbxcp6kwl5ng3h"/>
+                <a:hlinkClick xmlns:a="http://schemas.openxmlformats.org/drawingml/2006/main" r:id="rIdgnbvieuhpmwk1lpvdyjeg"/>
               </wp:docPr>
               <wp:cNvGraphicFramePr>
                 <a:graphicFrameLocks xmlns:a="http://schemas.openxmlformats.org/drawingml/2006/main" noChangeAspect="1"/>
@@ -976,7 +976,7 @@
                   <pic:pic xmlns:pic="http://schemas.openxmlformats.org/drawingml/2006/picture">
                     <pic:nvPicPr>
                       <pic:cNvPr id="0" name="" descr="">
-                        <a:hlinkClick r:id="rIdassapb2cbxcp6kwl5ng3h"/>
+                        <a:hlinkClick r:id="rIdgnbvieuhpmwk1lpvdyjeg"/>
                       </pic:cNvPr>
                       <pic:cNvPicPr>
                         <a:picLocks noChangeAspect="1" noChangeArrowheads="1"/>
@@ -1103,14 +1103,14 @@
         </w:rPr>
         <w:t xml:space="preserve">	</w:t>
       </w:r>
-      <w:hyperlink w:history="1" r:id="rId-k4xstdeqaw_qslx5vyya">
+      <w:hyperlink w:history="1" r:id="rIdhip_had7wpmmwtayyohbl">
         <w:r>
           <w:drawing>
             <wp:inline distT="0" distB="0" distL="0" distR="0">
               <wp:extent cx="101575" cy="101575"/>
               <wp:effectExtent t="0" r="0" b="0" l="0"/>
               <wp:docPr id="6" name="GitHub" descr="GitHub" title="GitHub">
-                <a:hlinkClick xmlns:a="http://schemas.openxmlformats.org/drawingml/2006/main" r:id="rId-k4xstdeqaw_qslx5vyya"/>
+                <a:hlinkClick xmlns:a="http://schemas.openxmlformats.org/drawingml/2006/main" r:id="rIdhip_had7wpmmwtayyohbl"/>
               </wp:docPr>
               <wp:cNvGraphicFramePr>
                 <a:graphicFrameLocks xmlns:a="http://schemas.openxmlformats.org/drawingml/2006/main" noChangeAspect="1"/>
@@ -1120,7 +1120,7 @@
                   <pic:pic xmlns:pic="http://schemas.openxmlformats.org/drawingml/2006/picture">
                     <pic:nvPicPr>
                       <pic:cNvPr id="0" name="" descr="">
-                        <a:hlinkClick r:id="rId-k4xstdeqaw_qslx5vyya"/>
+                        <a:hlinkClick r:id="rIdhip_had7wpmmwtayyohbl"/>
                       </pic:cNvPr>
                       <pic:cNvPicPr>
                         <a:picLocks noChangeAspect="1" noChangeArrowheads="1"/>
@@ -1253,7 +1253,7 @@
           <w:sz w:val="18"/>
           <w:szCs w:val="18"/>
         </w:rPr>
-        <w:t xml:space="preserve">Mar. 2025 – Present</w:t>
+        <w:t xml:space="preserve">May 2026 – Present</w:t>
       </w:r>
     </w:p>
     <w:p>
